--- a/Lectures/Lecture17_Mar24/The Importance and Broader Impact Ex 3 Template.docx
+++ b/Lectures/Lecture17_Mar24/The Importance and Broader Impact Ex 3 Template.docx
@@ -88,7 +88,23 @@
           <w:rFonts w:asciiTheme="majorHAnsi" w:hAnsiTheme="majorHAnsi" w:cstheme="majorHAnsi"/>
           <w:kern w:val="0"/>
         </w:rPr>
-        <w:t>about the motion of galaxies has come from line-of-sight velocities (vLOS), which give an incomplete</w:t>
+        <w:t>about the motion of galaxies has come from line-of-sight velocities (</w:t>
+      </w:r>
+      <w:proofErr w:type="spellStart"/>
+      <w:r>
+        <w:rPr>
+          <w:rFonts w:asciiTheme="majorHAnsi" w:hAnsiTheme="majorHAnsi" w:cstheme="majorHAnsi"/>
+          <w:kern w:val="0"/>
+        </w:rPr>
+        <w:t>vLOS</w:t>
+      </w:r>
+      <w:proofErr w:type="spellEnd"/>
+      <w:r>
+        <w:rPr>
+          <w:rFonts w:asciiTheme="majorHAnsi" w:hAnsiTheme="majorHAnsi" w:cstheme="majorHAnsi"/>
+          <w:kern w:val="0"/>
+        </w:rPr>
+        <w:t>), which give an incomplete</w:t>
       </w:r>
       <w:r>
         <w:rPr>
@@ -116,7 +132,23 @@
           <w:rFonts w:asciiTheme="majorHAnsi" w:hAnsiTheme="majorHAnsi" w:cstheme="majorHAnsi"/>
           <w:kern w:val="0"/>
         </w:rPr>
-        <w:t>will have a measured vLOS prior to a PM), we can determine a lot more about the motion of Tucana</w:t>
+        <w:t xml:space="preserve">will have a measured </w:t>
+      </w:r>
+      <w:proofErr w:type="spellStart"/>
+      <w:r>
+        <w:rPr>
+          <w:rFonts w:asciiTheme="majorHAnsi" w:hAnsiTheme="majorHAnsi" w:cstheme="majorHAnsi"/>
+          <w:kern w:val="0"/>
+        </w:rPr>
+        <w:t>vLOS</w:t>
+      </w:r>
+      <w:proofErr w:type="spellEnd"/>
+      <w:r>
+        <w:rPr>
+          <w:rFonts w:asciiTheme="majorHAnsi" w:hAnsiTheme="majorHAnsi" w:cstheme="majorHAnsi"/>
+          <w:kern w:val="0"/>
+        </w:rPr>
+        <w:t xml:space="preserve"> prior to a PM), we can determine a lot more about the motion of Tucana</w:t>
       </w:r>
       <w:r>
         <w:rPr>
@@ -385,7 +417,23 @@
           <w:rFonts w:asciiTheme="majorHAnsi" w:hAnsiTheme="majorHAnsi" w:cstheme="majorHAnsi"/>
           <w:kern w:val="0"/>
         </w:rPr>
-        <w:t>compare to our target. Ultimately, studying these systems down to the oMSTO (which JWST can</w:t>
+        <w:t xml:space="preserve">compare to our target. Ultimately, studying these systems down to the </w:t>
+      </w:r>
+      <w:proofErr w:type="spellStart"/>
+      <w:r>
+        <w:rPr>
+          <w:rFonts w:asciiTheme="majorHAnsi" w:hAnsiTheme="majorHAnsi" w:cstheme="majorHAnsi"/>
+          <w:kern w:val="0"/>
+        </w:rPr>
+        <w:t>oMSTO</w:t>
+      </w:r>
+      <w:proofErr w:type="spellEnd"/>
+      <w:r>
+        <w:rPr>
+          <w:rFonts w:asciiTheme="majorHAnsi" w:hAnsiTheme="majorHAnsi" w:cstheme="majorHAnsi"/>
+          <w:kern w:val="0"/>
+        </w:rPr>
+        <w:t xml:space="preserve"> (which JWST can</w:t>
       </w:r>
       <w:r>
         <w:rPr>
@@ -825,12 +873,14 @@
           <w:rFonts w:asciiTheme="majorHAnsi" w:hAnsiTheme="majorHAnsi" w:cstheme="majorHAnsi"/>
         </w:rPr>
       </w:pPr>
+      <w:proofErr w:type="spellStart"/>
       <w:r>
         <w:rPr>
           <w:rFonts w:asciiTheme="majorHAnsi" w:hAnsiTheme="majorHAnsi" w:cstheme="majorHAnsi"/>
         </w:rPr>
         <w:t>And/OR</w:t>
       </w:r>
+      <w:proofErr w:type="spellEnd"/>
     </w:p>
     <w:p>
       <w:pPr>
@@ -878,7 +928,6 @@
         <w:t xml:space="preserve"> at large? </w:t>
       </w:r>
     </w:p>
-    <w:p/>
     <w:p>
       <w:pPr>
         <w:autoSpaceDE w:val="0"/>
